--- a/apps/bullyproof/docs/handover/phase1-uat-checklist.docx
+++ b/apps/bullyproof/docs/handover/phase1-uat-checklist.docx
@@ -5,64 +5,118 @@
     <w:p>
       <w:pPr>
         <w:pStyle w:val="Heading1"/>
+        <w:spacing w:after="80"/>
+        <w:pBdr>
+          <w:bottom w:val="single" w:sz="10" w:space="8" w:color="008490"/>
+        </w:pBdr>
       </w:pPr>
       <w:r>
         <w:rPr>
+          <w:rFonts w:ascii="Calibri" w:hAnsi="Calibri"/>
+          <w:b/>
           <w:color w:val="1F2937"/>
+          <w:sz w:val="50"/>
         </w:rPr>
         <w:t>Phase 1 completion - manual UAT checklist</w:t>
       </w:r>
     </w:p>
     <w:p>
       <w:pPr>
-        <w:pStyle w:val="IntenseQuote"/>
+        <w:spacing w:before="80" w:after="200"/>
+        <w:ind w:left="280"/>
+        <w:pBdr>
+          <w:left w:val="single" w:sz="12" w:space="8" w:color="008490"/>
+        </w:pBdr>
       </w:pPr>
       <w:r>
+        <w:rPr>
+          <w:i/>
+          <w:color w:val="6B7280"/>
+          <w:sz w:val="21"/>
+        </w:rPr>
         <w:t xml:space="preserve">Run signed in, on the Vercel preview of </w:t>
       </w:r>
       <w:r>
         <w:rPr>
           <w:rFonts w:ascii="Consolas" w:hAnsi="Consolas"/>
-          <w:color w:val="3E454E"/>
-          <w:sz w:val="19"/>
+          <w:i/>
+          <w:color w:val="6B7280"/>
+          <w:sz w:val="21"/>
         </w:rPr>
         <w:t>fixes/phase1-completion</w:t>
       </w:r>
       <w:r>
+        <w:rPr>
+          <w:i/>
+          <w:color w:val="6B7280"/>
+          <w:sz w:val="21"/>
+        </w:rPr>
         <w:t xml:space="preserve"> or local dev.</w:t>
       </w:r>
     </w:p>
     <w:p>
       <w:pPr>
-        <w:pStyle w:val="IntenseQuote"/>
+        <w:spacing w:before="80" w:after="200"/>
+        <w:ind w:left="280"/>
+        <w:pBdr>
+          <w:left w:val="single" w:sz="12" w:space="8" w:color="008490"/>
+        </w:pBdr>
       </w:pPr>
       <w:r>
+        <w:rPr>
+          <w:i/>
+          <w:color w:val="6B7280"/>
+          <w:sz w:val="21"/>
+        </w:rPr>
         <w:t>Accounts needed: platform admin; a teacher at a school with classes at</w:t>
       </w:r>
     </w:p>
     <w:p>
       <w:pPr>
-        <w:pStyle w:val="IntenseQuote"/>
+        <w:spacing w:before="80" w:after="200"/>
+        <w:ind w:left="280"/>
+        <w:pBdr>
+          <w:left w:val="single" w:sz="12" w:space="8" w:color="008490"/>
+        </w:pBdr>
       </w:pPr>
       <w:r>
+        <w:rPr>
+          <w:i/>
+          <w:color w:val="6B7280"/>
+          <w:sz w:val="21"/>
+        </w:rPr>
         <w:t>different year levels; a second teacher at the same school; a</w:t>
       </w:r>
     </w:p>
     <w:p>
       <w:pPr>
-        <w:pStyle w:val="IntenseQuote"/>
+        <w:spacing w:before="80" w:after="200"/>
+        <w:ind w:left="280"/>
+        <w:pBdr>
+          <w:left w:val="single" w:sz="12" w:space="8" w:color="008490"/>
+        </w:pBdr>
       </w:pPr>
       <w:r>
+        <w:rPr>
+          <w:i/>
+          <w:color w:val="6B7280"/>
+          <w:sz w:val="21"/>
+        </w:rPr>
         <w:t>GOVERNMENT_VIEWER test user.</w:t>
       </w:r>
     </w:p>
     <w:p>
       <w:pPr>
         <w:pStyle w:val="Heading2"/>
+        <w:pageBreakBefore/>
+        <w:spacing w:before="320" w:after="120"/>
       </w:pPr>
       <w:r>
         <w:rPr>
-          <w:color w:val="1F2937"/>
+          <w:rFonts w:ascii="Calibri" w:hAnsi="Calibri"/>
+          <w:b/>
+          <w:color w:val="008490"/>
+          <w:sz w:val="31"/>
         </w:rPr>
         <w:t>1. Lesson defects (items 51/53)</w:t>
       </w:r>
@@ -126,10 +180,15 @@
     <w:p>
       <w:pPr>
         <w:pStyle w:val="Heading2"/>
+        <w:pageBreakBefore/>
+        <w:spacing w:before="320" w:after="120"/>
       </w:pPr>
       <w:r>
         <w:rPr>
-          <w:color w:val="1F2937"/>
+          <w:rFonts w:ascii="Calibri" w:hAnsi="Calibri"/>
+          <w:b/>
+          <w:color w:val="008490"/>
+          <w:sz w:val="31"/>
         </w:rPr>
         <w:t>2. Apply Template confirmation (item 40)</w:t>
       </w:r>
@@ -153,10 +212,15 @@
     <w:p>
       <w:pPr>
         <w:pStyle w:val="Heading2"/>
+        <w:pageBreakBefore/>
+        <w:spacing w:before="320" w:after="120"/>
       </w:pPr>
       <w:r>
         <w:rPr>
-          <w:color w:val="1F2937"/>
+          <w:rFonts w:ascii="Calibri" w:hAnsi="Calibri"/>
+          <w:b/>
+          <w:color w:val="008490"/>
+          <w:sz w:val="31"/>
         </w:rPr>
         <w:t>3. Labels (items 28/44/45/57)</w:t>
       </w:r>
@@ -220,10 +284,15 @@
     <w:p>
       <w:pPr>
         <w:pStyle w:val="Heading2"/>
+        <w:pageBreakBefore/>
+        <w:spacing w:before="320" w:after="120"/>
       </w:pPr>
       <w:r>
         <w:rPr>
-          <w:color w:val="1F2937"/>
+          <w:rFonts w:ascii="Calibri" w:hAnsi="Calibri"/>
+          <w:b/>
+          <w:color w:val="008490"/>
+          <w:sz w:val="31"/>
         </w:rPr>
         <w:t>3b. 22 June free-fix sweep (verified live 7 Jul 2026, re-checkable)</w:t>
       </w:r>
@@ -303,10 +372,15 @@
     <w:p>
       <w:pPr>
         <w:pStyle w:val="Heading2"/>
+        <w:pageBreakBefore/>
+        <w:spacing w:before="320" w:after="120"/>
       </w:pPr>
       <w:r>
         <w:rPr>
-          <w:color w:val="1F2937"/>
+          <w:rFonts w:ascii="Calibri" w:hAnsi="Calibri"/>
+          <w:b/>
+          <w:color w:val="008490"/>
+          <w:sz w:val="31"/>
         </w:rPr>
         <w:t>4. Culture rating (item 15)</w:t>
       </w:r>
@@ -349,10 +423,15 @@
     <w:p>
       <w:pPr>
         <w:pStyle w:val="Heading2"/>
+        <w:pageBreakBefore/>
+        <w:spacing w:before="320" w:after="120"/>
       </w:pPr>
       <w:r>
         <w:rPr>
-          <w:color w:val="1F2937"/>
+          <w:rFonts w:ascii="Calibri" w:hAnsi="Calibri"/>
+          <w:b/>
+          <w:color w:val="008490"/>
+          <w:sz w:val="31"/>
         </w:rPr>
         <w:t>5. AP certificate (item 32)</w:t>
       </w:r>
@@ -400,10 +479,15 @@
     <w:p>
       <w:pPr>
         <w:pStyle w:val="Heading2"/>
+        <w:pageBreakBefore/>
+        <w:spacing w:before="320" w:after="120"/>
       </w:pPr>
       <w:r>
         <w:rPr>
-          <w:color w:val="1F2937"/>
+          <w:rFonts w:ascii="Calibri" w:hAnsi="Calibri"/>
+          <w:b/>
+          <w:color w:val="008490"/>
+          <w:sz w:val="31"/>
         </w:rPr>
         <w:t>6. Reports export (items 34/35)</w:t>
       </w:r>
@@ -443,10 +527,15 @@
     <w:p>
       <w:pPr>
         <w:pStyle w:val="Heading2"/>
+        <w:pageBreakBefore/>
+        <w:spacing w:before="320" w:after="120"/>
       </w:pPr>
       <w:r>
         <w:rPr>
-          <w:color w:val="1F2937"/>
+          <w:rFonts w:ascii="Calibri" w:hAnsi="Calibri"/>
+          <w:b/>
+          <w:color w:val="008490"/>
+          <w:sz w:val="31"/>
         </w:rPr>
         <w:t>6b. Export packs (SOW 15.1.5)</w:t>
       </w:r>
@@ -494,10 +583,15 @@
     <w:p>
       <w:pPr>
         <w:pStyle w:val="Heading2"/>
+        <w:pageBreakBefore/>
+        <w:spacing w:before="320" w:after="120"/>
       </w:pPr>
       <w:r>
         <w:rPr>
-          <w:color w:val="1F2937"/>
+          <w:rFonts w:ascii="Calibri" w:hAnsi="Calibri"/>
+          <w:b/>
+          <w:color w:val="008490"/>
+          <w:sz w:val="31"/>
         </w:rPr>
         <w:t>7. Government dashboard (item 36)</w:t>
       </w:r>
@@ -537,10 +631,15 @@
     <w:p>
       <w:pPr>
         <w:pStyle w:val="Heading2"/>
+        <w:pageBreakBefore/>
+        <w:spacing w:before="320" w:after="120"/>
       </w:pPr>
       <w:r>
         <w:rPr>
-          <w:color w:val="1F2937"/>
+          <w:rFonts w:ascii="Calibri" w:hAnsi="Calibri"/>
+          <w:b/>
+          <w:color w:val="008490"/>
+          <w:sz w:val="31"/>
         </w:rPr>
         <w:t>8. Regressions</w:t>
       </w:r>
@@ -578,13 +677,76 @@
       </w:r>
     </w:p>
     <w:sectPr>
+      <w:footerReference w:type="default" r:id="rId9"/>
       <w:pgSz w:w="12240" w:h="15840"/>
-      <w:pgMar w:top="1440" w:right="1800" w:bottom="1440" w:left="1800" w:header="720" w:footer="720" w:gutter="0"/>
+      <w:pgMar w:top="1247" w:right="1361" w:bottom="1134" w:left="1361" w:header="720" w:footer="720" w:gutter="0"/>
       <w:cols w:space="720"/>
       <w:docGrid w:linePitch="360"/>
     </w:sectPr>
   </w:body>
 </w:document>
+</file>
+
+<file path=word/footer1.xml><?xml version="1.0" encoding="utf-8"?>
+<w:ftr xmlns:m="http://schemas.openxmlformats.org/officeDocument/2006/math" xmlns:mc="http://schemas.openxmlformats.org/markup-compatibility/2006" xmlns:mo="http://schemas.microsoft.com/office/mac/office/2008/main" xmlns:mv="urn:schemas-microsoft-com:mac:vml" xmlns:o="urn:schemas-microsoft-com:office:office" xmlns:r="http://schemas.openxmlformats.org/officeDocument/2006/relationships" xmlns:v="urn:schemas-microsoft-com:vml" xmlns:w10="urn:schemas-microsoft-com:office:word" xmlns:w14="http://schemas.microsoft.com/office/word/2010/wordml" xmlns:w="http://schemas.openxmlformats.org/wordprocessingml/2006/main" xmlns:wne="http://schemas.microsoft.com/office/word/2006/wordml" xmlns:wp14="http://schemas.microsoft.com/office/word/2010/wordprocessingDrawing" xmlns:wp="http://schemas.openxmlformats.org/drawingml/2006/wordprocessingDrawing" xmlns:wpc="http://schemas.microsoft.com/office/word/2010/wordprocessingCanvas" xmlns:wpg="http://schemas.microsoft.com/office/word/2010/wordprocessingGroup" xmlns:wpi="http://schemas.microsoft.com/office/word/2010/wordprocessingInk" xmlns:wps="http://schemas.microsoft.com/office/word/2010/wordprocessingShape" mc:Ignorable="w14 wp14">
+  <w:p>
+    <w:pPr>
+      <w:pStyle w:val="Footer"/>
+      <w:tabs>
+        <w:tab w:pos="9518" w:val="right"/>
+      </w:tabs>
+      <w:pBdr>
+        <w:top w:val="single" w:sz="4" w:space="6" w:color="008490"/>
+      </w:pBdr>
+    </w:pPr>
+    <w:r/>
+    <w:r>
+      <w:rPr>
+        <w:color w:val="6B7280"/>
+        <w:sz w:val="16"/>
+      </w:rPr>
+      <w:t>Intradark Pty Ltd  ·  ABN 38 696 182 457  ·  Commercial in confidence</w:t>
+    </w:r>
+    <w:r>
+      <w:rPr>
+        <w:sz w:val="16"/>
+      </w:rPr>
+      <w:tab/>
+    </w:r>
+    <w:r>
+      <w:rPr>
+        <w:color w:val="6B7280"/>
+        <w:sz w:val="16"/>
+      </w:rPr>
+      <w:t xml:space="preserve">Page </w:t>
+    </w:r>
+    <w:r>
+      <w:rPr>
+        <w:color w:val="6B7280"/>
+        <w:sz w:val="16"/>
+      </w:rPr>
+      <w:fldChar w:fldCharType="begin"/>
+      <w:instrText xml:space="preserve">PAGE</w:instrText>
+      <w:fldChar w:fldCharType="end"/>
+    </w:r>
+    <w:r>
+      <w:rPr>
+        <w:color w:val="6B7280"/>
+        <w:sz w:val="16"/>
+      </w:rPr>
+      <w:t xml:space="preserve"> of </w:t>
+    </w:r>
+    <w:r>
+      <w:rPr>
+        <w:color w:val="6B7280"/>
+        <w:sz w:val="16"/>
+      </w:rPr>
+      <w:fldChar w:fldCharType="begin"/>
+      <w:instrText xml:space="preserve">NUMPAGES</w:instrText>
+      <w:fldChar w:fldCharType="end"/>
+    </w:r>
+  </w:p>
+</w:ftr>
 </file>
 
 <file path=word/numbering.xml><?xml version="1.0" encoding="utf-8"?>
@@ -950,6 +1112,9 @@
     <w:name w:val="Normal"/>
     <w:qFormat/>
     <w:rsid w:val="00FC693F"/>
+    <w:pPr>
+      <w:spacing w:after="120" w:line="269" w:lineRule="auto"/>
+    </w:pPr>
     <w:rPr>
       <w:rFonts w:ascii="Calibri" w:hAnsi="Calibri"/>
       <w:color w:val="1F2937"/>

--- a/apps/bullyproof/docs/handover/phase1-uat-checklist.docx
+++ b/apps/bullyproof/docs/handover/phase1-uat-checklist.docx
@@ -2,6 +2,45 @@
 <file path=word/document.xml><?xml version="1.0" encoding="utf-8"?>
 <w:document xmlns:wpc="http://schemas.microsoft.com/office/word/2010/wordprocessingCanvas" xmlns:mo="http://schemas.microsoft.com/office/mac/office/2008/main" xmlns:mc="http://schemas.openxmlformats.org/markup-compatibility/2006" xmlns:mv="urn:schemas-microsoft-com:mac:vml" xmlns:o="urn:schemas-microsoft-com:office:office" xmlns:r="http://schemas.openxmlformats.org/officeDocument/2006/relationships" xmlns:m="http://schemas.openxmlformats.org/officeDocument/2006/math" xmlns:v="urn:schemas-microsoft-com:vml" xmlns:wp14="http://schemas.microsoft.com/office/word/2010/wordprocessingDrawing" xmlns:wp="http://schemas.openxmlformats.org/drawingml/2006/wordprocessingDrawing" xmlns:w10="urn:schemas-microsoft-com:office:word" xmlns:w="http://schemas.openxmlformats.org/wordprocessingml/2006/main" xmlns:w14="http://schemas.microsoft.com/office/word/2010/wordml" xmlns:wpg="http://schemas.microsoft.com/office/word/2010/wordprocessingGroup" xmlns:wpi="http://schemas.microsoft.com/office/word/2010/wordprocessingInk" xmlns:wne="http://schemas.microsoft.com/office/word/2006/wordml" xmlns:wps="http://schemas.microsoft.com/office/word/2010/wordprocessingShape" mc:Ignorable="w14 wp14">
   <w:body>
+    <w:p>
+      <w:pPr>
+        <w:spacing w:after="360"/>
+      </w:pPr>
+      <w:r>
+        <w:drawing>
+          <wp:inline xmlns:a="http://schemas.openxmlformats.org/drawingml/2006/main" xmlns:pic="http://schemas.openxmlformats.org/drawingml/2006/picture">
+            <wp:extent cx="1952625" cy="267666"/>
+            <wp:docPr id="1" name="Picture 1"/>
+            <wp:cNvGraphicFramePr>
+              <a:graphicFrameLocks noChangeAspect="1"/>
+            </wp:cNvGraphicFramePr>
+            <a:graphic>
+              <a:graphicData uri="http://schemas.openxmlformats.org/drawingml/2006/picture">
+                <pic:pic>
+                  <pic:nvPicPr>
+                    <pic:cNvPr id="0" name="intradark-wordmark.png"/>
+                    <pic:cNvPicPr/>
+                  </pic:nvPicPr>
+                  <pic:blipFill>
+                    <a:blip r:embed="rId12"/>
+                    <a:stretch>
+                      <a:fillRect/>
+                    </a:stretch>
+                  </pic:blipFill>
+                  <pic:spPr>
+                    <a:xfrm>
+                      <a:off x="0" y="0"/>
+                      <a:ext cx="1952625" cy="267666"/>
+                    </a:xfrm>
+                    <a:prstGeom prst="rect"/>
+                  </pic:spPr>
+                </pic:pic>
+              </a:graphicData>
+            </a:graphic>
+          </wp:inline>
+        </w:drawing>
+      </w:r>
+    </w:p>
     <w:p>
       <w:pPr>
         <w:pStyle w:val="Heading1"/>
@@ -678,9 +717,12 @@
     </w:p>
     <w:sectPr>
       <w:footerReference w:type="default" r:id="rId9"/>
+      <w:footerReference w:type="first" r:id="rId10"/>
+      <w:headerReference w:type="default" r:id="rId11"/>
       <w:pgSz w:w="12240" w:h="15840"/>
       <w:pgMar w:top="1247" w:right="1361" w:bottom="1134" w:left="1361" w:header="720" w:footer="720" w:gutter="0"/>
       <w:cols w:space="720"/>
+      <w:titlePg/>
       <w:docGrid w:linePitch="360"/>
     </w:sectPr>
   </w:body>
@@ -747,6 +789,114 @@
     </w:r>
   </w:p>
 </w:ftr>
+</file>
+
+<file path=word/footer2.xml><?xml version="1.0" encoding="utf-8"?>
+<w:ftr xmlns:m="http://schemas.openxmlformats.org/officeDocument/2006/math" xmlns:mc="http://schemas.openxmlformats.org/markup-compatibility/2006" xmlns:mo="http://schemas.microsoft.com/office/mac/office/2008/main" xmlns:mv="urn:schemas-microsoft-com:mac:vml" xmlns:o="urn:schemas-microsoft-com:office:office" xmlns:r="http://schemas.openxmlformats.org/officeDocument/2006/relationships" xmlns:v="urn:schemas-microsoft-com:vml" xmlns:w10="urn:schemas-microsoft-com:office:word" xmlns:w14="http://schemas.microsoft.com/office/word/2010/wordml" xmlns:w="http://schemas.openxmlformats.org/wordprocessingml/2006/main" xmlns:wne="http://schemas.microsoft.com/office/word/2006/wordml" xmlns:wp14="http://schemas.microsoft.com/office/word/2010/wordprocessingDrawing" xmlns:wp="http://schemas.openxmlformats.org/drawingml/2006/wordprocessingDrawing" xmlns:wpc="http://schemas.microsoft.com/office/word/2010/wordprocessingCanvas" xmlns:wpg="http://schemas.microsoft.com/office/word/2010/wordprocessingGroup" xmlns:wpi="http://schemas.microsoft.com/office/word/2010/wordprocessingInk" xmlns:wps="http://schemas.microsoft.com/office/word/2010/wordprocessingShape" mc:Ignorable="w14 wp14">
+  <w:p>
+    <w:pPr>
+      <w:pStyle w:val="Footer"/>
+      <w:tabs>
+        <w:tab w:pos="9518" w:val="right"/>
+      </w:tabs>
+      <w:pBdr>
+        <w:top w:val="single" w:sz="4" w:space="6" w:color="008490"/>
+      </w:pBdr>
+    </w:pPr>
+    <w:r/>
+    <w:r>
+      <w:rPr>
+        <w:color w:val="6B7280"/>
+        <w:sz w:val="16"/>
+      </w:rPr>
+      <w:t>Intradark Pty Ltd  ·  ABN 38 696 182 457  ·  Commercial in confidence</w:t>
+    </w:r>
+    <w:r>
+      <w:rPr>
+        <w:sz w:val="16"/>
+      </w:rPr>
+      <w:tab/>
+    </w:r>
+    <w:r>
+      <w:rPr>
+        <w:color w:val="6B7280"/>
+        <w:sz w:val="16"/>
+      </w:rPr>
+      <w:t xml:space="preserve">Page </w:t>
+    </w:r>
+    <w:r>
+      <w:rPr>
+        <w:color w:val="6B7280"/>
+        <w:sz w:val="16"/>
+      </w:rPr>
+      <w:fldChar w:fldCharType="begin"/>
+      <w:instrText xml:space="preserve">PAGE</w:instrText>
+      <w:fldChar w:fldCharType="end"/>
+    </w:r>
+    <w:r>
+      <w:rPr>
+        <w:color w:val="6B7280"/>
+        <w:sz w:val="16"/>
+      </w:rPr>
+      <w:t xml:space="preserve"> of </w:t>
+    </w:r>
+    <w:r>
+      <w:rPr>
+        <w:color w:val="6B7280"/>
+        <w:sz w:val="16"/>
+      </w:rPr>
+      <w:fldChar w:fldCharType="begin"/>
+      <w:instrText xml:space="preserve">NUMPAGES</w:instrText>
+      <w:fldChar w:fldCharType="end"/>
+    </w:r>
+  </w:p>
+</w:ftr>
+</file>
+
+<file path=word/header1.xml><?xml version="1.0" encoding="utf-8"?>
+<w:hdr xmlns:m="http://schemas.openxmlformats.org/officeDocument/2006/math" xmlns:mc="http://schemas.openxmlformats.org/markup-compatibility/2006" xmlns:mo="http://schemas.microsoft.com/office/mac/office/2008/main" xmlns:mv="urn:schemas-microsoft-com:mac:vml" xmlns:o="urn:schemas-microsoft-com:office:office" xmlns:r="http://schemas.openxmlformats.org/officeDocument/2006/relationships" xmlns:v="urn:schemas-microsoft-com:vml" xmlns:w10="urn:schemas-microsoft-com:office:word" xmlns:w14="http://schemas.microsoft.com/office/word/2010/wordml" xmlns:w="http://schemas.openxmlformats.org/wordprocessingml/2006/main" xmlns:wne="http://schemas.microsoft.com/office/word/2006/wordml" xmlns:wp14="http://schemas.microsoft.com/office/word/2010/wordprocessingDrawing" xmlns:wp="http://schemas.openxmlformats.org/drawingml/2006/wordprocessingDrawing" xmlns:wpc="http://schemas.microsoft.com/office/word/2010/wordprocessingCanvas" xmlns:wpg="http://schemas.microsoft.com/office/word/2010/wordprocessingGroup" xmlns:wpi="http://schemas.microsoft.com/office/word/2010/wordprocessingInk" xmlns:wps="http://schemas.microsoft.com/office/word/2010/wordprocessingShape" mc:Ignorable="w14 wp14">
+  <w:p>
+    <w:pPr>
+      <w:pStyle w:val="Header"/>
+      <w:jc w:val="right"/>
+    </w:pPr>
+    <w:r/>
+    <w:r>
+      <w:drawing>
+        <wp:inline xmlns:a="http://schemas.openxmlformats.org/drawingml/2006/main" xmlns:pic="http://schemas.openxmlformats.org/drawingml/2006/picture">
+          <wp:extent cx="904875" cy="124040"/>
+          <wp:docPr id="1" name="Picture 1"/>
+          <wp:cNvGraphicFramePr>
+            <a:graphicFrameLocks noChangeAspect="1"/>
+          </wp:cNvGraphicFramePr>
+          <a:graphic>
+            <a:graphicData uri="http://schemas.openxmlformats.org/drawingml/2006/picture">
+              <pic:pic>
+                <pic:nvPicPr>
+                  <pic:cNvPr id="0" name="intradark-wordmark.png"/>
+                  <pic:cNvPicPr/>
+                </pic:nvPicPr>
+                <pic:blipFill>
+                  <a:blip r:embed="rId1"/>
+                  <a:stretch>
+                    <a:fillRect/>
+                  </a:stretch>
+                </pic:blipFill>
+                <pic:spPr>
+                  <a:xfrm>
+                    <a:off x="0" y="0"/>
+                    <a:ext cx="904875" cy="124040"/>
+                  </a:xfrm>
+                  <a:prstGeom prst="rect"/>
+                </pic:spPr>
+              </pic:pic>
+            </a:graphicData>
+          </a:graphic>
+        </wp:inline>
+      </w:drawing>
+    </w:r>
+  </w:p>
+</w:hdr>
 </file>
 
 <file path=word/numbering.xml><?xml version="1.0" encoding="utf-8"?>

--- a/apps/bullyproof/docs/handover/phase1-uat-checklist.docx
+++ b/apps/bullyproof/docs/handover/phase1-uat-checklist.docx
@@ -3,26 +3,32 @@
 <w:document xmlns:wpc="http://schemas.microsoft.com/office/word/2010/wordprocessingCanvas" xmlns:mo="http://schemas.microsoft.com/office/mac/office/2008/main" xmlns:mc="http://schemas.openxmlformats.org/markup-compatibility/2006" xmlns:mv="urn:schemas-microsoft-com:mac:vml" xmlns:o="urn:schemas-microsoft-com:office:office" xmlns:r="http://schemas.openxmlformats.org/officeDocument/2006/relationships" xmlns:m="http://schemas.openxmlformats.org/officeDocument/2006/math" xmlns:v="urn:schemas-microsoft-com:vml" xmlns:wp14="http://schemas.microsoft.com/office/word/2010/wordprocessingDrawing" xmlns:wp="http://schemas.openxmlformats.org/drawingml/2006/wordprocessingDrawing" xmlns:w10="urn:schemas-microsoft-com:office:word" xmlns:w="http://schemas.openxmlformats.org/wordprocessingml/2006/main" xmlns:w14="http://schemas.microsoft.com/office/word/2010/wordml" xmlns:wpg="http://schemas.microsoft.com/office/word/2010/wordprocessingGroup" xmlns:wpi="http://schemas.microsoft.com/office/word/2010/wordprocessingInk" xmlns:wne="http://schemas.microsoft.com/office/word/2006/wordml" xmlns:wps="http://schemas.microsoft.com/office/word/2010/wordprocessingShape" mc:Ignorable="w14 wp14">
   <w:body>
     <w:p>
-      <w:pPr>
-        <w:spacing w:after="360"/>
-      </w:pPr>
       <w:r>
         <w:drawing>
-          <wp:inline xmlns:a="http://schemas.openxmlformats.org/drawingml/2006/main" xmlns:pic="http://schemas.openxmlformats.org/drawingml/2006/picture">
-            <wp:extent cx="1952625" cy="267666"/>
+          <wp:anchor distT="0" distB="0" distL="0" distR="0" simplePos="0" relativeHeight="1" behindDoc="1" locked="0" layoutInCell="1" allowOverlap="1">
+            <wp:simplePos x="0" y="0"/>
+            <wp:positionH relativeFrom="page">
+              <wp:posOffset>0</wp:posOffset>
+            </wp:positionH>
+            <wp:positionV relativeFrom="page">
+              <wp:posOffset>0</wp:posOffset>
+            </wp:positionV>
+            <wp:extent cx="7560310" cy="10692130"/>
+            <wp:effectExtent l="0" t="0" r="0" b="0"/>
+            <wp:wrapNone/>
             <wp:docPr id="1" name="Picture 1"/>
-            <wp:cNvGraphicFramePr>
+            <wp:cNvGraphicFramePr xmlns:a="http://schemas.openxmlformats.org/drawingml/2006/main">
               <a:graphicFrameLocks noChangeAspect="1"/>
             </wp:cNvGraphicFramePr>
-            <a:graphic>
+            <a:graphic xmlns:a="http://schemas.openxmlformats.org/drawingml/2006/main" xmlns:pic="http://schemas.openxmlformats.org/drawingml/2006/picture">
               <a:graphicData uri="http://schemas.openxmlformats.org/drawingml/2006/picture">
                 <pic:pic>
                   <pic:nvPicPr>
-                    <pic:cNvPr id="0" name="intradark-wordmark.png"/>
+                    <pic:cNvPr id="0" name="phase1-uat-checklist.png"/>
                     <pic:cNvPicPr/>
                   </pic:nvPicPr>
                   <pic:blipFill>
-                    <a:blip r:embed="rId12"/>
+                    <a:blip r:embed="rId11"/>
                     <a:stretch>
                       <a:fillRect/>
                     </a:stretch>
@@ -30,24 +36,25 @@
                   <pic:spPr>
                     <a:xfrm>
                       <a:off x="0" y="0"/>
-                      <a:ext cx="1952625" cy="267666"/>
+                      <a:ext cx="7560310" cy="10692130"/>
                     </a:xfrm>
                     <a:prstGeom prst="rect"/>
                   </pic:spPr>
                 </pic:pic>
               </a:graphicData>
             </a:graphic>
-          </wp:inline>
+          </wp:anchor>
         </w:drawing>
+        <w:br w:type="page"/>
       </w:r>
     </w:p>
     <w:p>
       <w:pPr>
         <w:pStyle w:val="Heading1"/>
-        <w:spacing w:after="80"/>
         <w:pBdr>
           <w:bottom w:val="single" w:sz="10" w:space="8" w:color="008490"/>
         </w:pBdr>
+        <w:spacing w:after="80"/>
       </w:pPr>
       <w:r>
         <w:rPr>
@@ -61,11 +68,11 @@
     </w:p>
     <w:p>
       <w:pPr>
-        <w:spacing w:before="80" w:after="200"/>
-        <w:ind w:left="280"/>
         <w:pBdr>
           <w:left w:val="single" w:sz="12" w:space="8" w:color="008490"/>
         </w:pBdr>
+        <w:spacing w:before="80" w:after="200"/>
+        <w:ind w:left="280"/>
       </w:pPr>
       <w:r>
         <w:rPr>
@@ -95,11 +102,11 @@
     </w:p>
     <w:p>
       <w:pPr>
-        <w:spacing w:before="80" w:after="200"/>
-        <w:ind w:left="280"/>
         <w:pBdr>
           <w:left w:val="single" w:sz="12" w:space="8" w:color="008490"/>
         </w:pBdr>
+        <w:spacing w:before="80" w:after="200"/>
+        <w:ind w:left="280"/>
       </w:pPr>
       <w:r>
         <w:rPr>
@@ -112,11 +119,11 @@
     </w:p>
     <w:p>
       <w:pPr>
-        <w:spacing w:before="80" w:after="200"/>
-        <w:ind w:left="280"/>
         <w:pBdr>
           <w:left w:val="single" w:sz="12" w:space="8" w:color="008490"/>
         </w:pBdr>
+        <w:spacing w:before="80" w:after="200"/>
+        <w:ind w:left="280"/>
       </w:pPr>
       <w:r>
         <w:rPr>
@@ -129,11 +136,11 @@
     </w:p>
     <w:p>
       <w:pPr>
-        <w:spacing w:before="80" w:after="200"/>
-        <w:ind w:left="280"/>
         <w:pBdr>
           <w:left w:val="single" w:sz="12" w:space="8" w:color="008490"/>
         </w:pBdr>
+        <w:spacing w:before="80" w:after="200"/>
+        <w:ind w:left="280"/>
       </w:pPr>
       <w:r>
         <w:rPr>
@@ -717,9 +724,8 @@
     </w:p>
     <w:sectPr>
       <w:footerReference w:type="default" r:id="rId9"/>
-      <w:footerReference w:type="first" r:id="rId10"/>
-      <w:headerReference w:type="default" r:id="rId11"/>
-      <w:pgSz w:w="12240" w:h="15840"/>
+      <w:headerReference w:type="default" r:id="rId10"/>
+      <w:pgSz w:w="11906" w:h="16838"/>
       <w:pgMar w:top="1247" w:right="1361" w:bottom="1134" w:left="1361" w:header="720" w:footer="720" w:gutter="0"/>
       <w:cols w:space="720"/>
       <w:titlePg/>
@@ -734,74 +740,14 @@
   <w:p>
     <w:pPr>
       <w:pStyle w:val="Footer"/>
-      <w:tabs>
-        <w:tab w:pos="9518" w:val="right"/>
-      </w:tabs>
       <w:pBdr>
         <w:top w:val="single" w:sz="4" w:space="6" w:color="008490"/>
       </w:pBdr>
-    </w:pPr>
-    <w:r/>
-    <w:r>
-      <w:rPr>
-        <w:color w:val="6B7280"/>
-        <w:sz w:val="16"/>
-      </w:rPr>
-      <w:t>Intradark Pty Ltd  ·  ABN 38 696 182 457  ·  Commercial in confidence</w:t>
-    </w:r>
-    <w:r>
-      <w:rPr>
-        <w:sz w:val="16"/>
-      </w:rPr>
-      <w:tab/>
-    </w:r>
-    <w:r>
-      <w:rPr>
-        <w:color w:val="6B7280"/>
-        <w:sz w:val="16"/>
-      </w:rPr>
-      <w:t xml:space="preserve">Page </w:t>
-    </w:r>
-    <w:r>
-      <w:rPr>
-        <w:color w:val="6B7280"/>
-        <w:sz w:val="16"/>
-      </w:rPr>
-      <w:fldChar w:fldCharType="begin"/>
-      <w:instrText xml:space="preserve">PAGE</w:instrText>
-      <w:fldChar w:fldCharType="end"/>
-    </w:r>
-    <w:r>
-      <w:rPr>
-        <w:color w:val="6B7280"/>
-        <w:sz w:val="16"/>
-      </w:rPr>
-      <w:t xml:space="preserve"> of </w:t>
-    </w:r>
-    <w:r>
-      <w:rPr>
-        <w:color w:val="6B7280"/>
-        <w:sz w:val="16"/>
-      </w:rPr>
-      <w:fldChar w:fldCharType="begin"/>
-      <w:instrText xml:space="preserve">NUMPAGES</w:instrText>
-      <w:fldChar w:fldCharType="end"/>
-    </w:r>
-  </w:p>
-</w:ftr>
-</file>
-
-<file path=word/footer2.xml><?xml version="1.0" encoding="utf-8"?>
-<w:ftr xmlns:m="http://schemas.openxmlformats.org/officeDocument/2006/math" xmlns:mc="http://schemas.openxmlformats.org/markup-compatibility/2006" xmlns:mo="http://schemas.microsoft.com/office/mac/office/2008/main" xmlns:mv="urn:schemas-microsoft-com:mac:vml" xmlns:o="urn:schemas-microsoft-com:office:office" xmlns:r="http://schemas.openxmlformats.org/officeDocument/2006/relationships" xmlns:v="urn:schemas-microsoft-com:vml" xmlns:w10="urn:schemas-microsoft-com:office:word" xmlns:w14="http://schemas.microsoft.com/office/word/2010/wordml" xmlns:w="http://schemas.openxmlformats.org/wordprocessingml/2006/main" xmlns:wne="http://schemas.microsoft.com/office/word/2006/wordml" xmlns:wp14="http://schemas.microsoft.com/office/word/2010/wordprocessingDrawing" xmlns:wp="http://schemas.openxmlformats.org/drawingml/2006/wordprocessingDrawing" xmlns:wpc="http://schemas.microsoft.com/office/word/2010/wordprocessingCanvas" xmlns:wpg="http://schemas.microsoft.com/office/word/2010/wordprocessingGroup" xmlns:wpi="http://schemas.microsoft.com/office/word/2010/wordprocessingInk" xmlns:wps="http://schemas.microsoft.com/office/word/2010/wordprocessingShape" mc:Ignorable="w14 wp14">
-  <w:p>
-    <w:pPr>
-      <w:pStyle w:val="Footer"/>
       <w:tabs>
-        <w:tab w:pos="9518" w:val="right"/>
+        <w:tab w:val="clear" w:pos="4680"/>
+        <w:tab w:pos="9184" w:val="right"/>
+        <w:tab w:val="clear" w:pos="9360"/>
       </w:tabs>
-      <w:pBdr>
-        <w:top w:val="single" w:sz="4" w:space="6" w:color="008490"/>
-      </w:pBdr>
     </w:pPr>
     <w:r/>
     <w:r>

--- a/apps/bullyproof/docs/handover/phase1-uat-checklist.docx
+++ b/apps/bullyproof/docs/handover/phase1-uat-checklist.docx
@@ -63,7 +63,7 @@
           <w:color w:val="1F2937"/>
           <w:sz w:val="50"/>
         </w:rPr>
-        <w:t>Phase 1 completion - manual UAT checklist</w:t>
+        <w:t>Phase 1 UAT Checklist</w:t>
       </w:r>
     </w:p>
     <w:p>
